--- a/ky/wisdom-stories/eat-less-and-stay-on-the-right-path.docx
+++ b/ky/wisdom-stories/eat-less-and-stay-on-the-right-path.docx
@@ -15,7 +15,7 @@
           <w:bCs/>
           <w:lang/>
         </w:rPr>
-        <w:t>Тамакта ченемдүүлүк дарыгерден, чынчылдык соттон сактайт</w:t>
+        <w:t>Ченемдүү тамактануу жана чынчыл жашоо</w:t>
       </w:r>
     </w:p>
     <w:p>
@@ -49,13 +49,12 @@
           <w:bCs/>
           <w:lang/>
         </w:rPr>
-        <w:t>«Тамакты ченеми менен жеген адамга дарыгердин кереги жок»</w:t>
+        <w:t>«Тамакты ченеми менен жеген адамга дарыгердин кереги жок» — эгер адам ашыкча тамактанбай, туура тамактанса, ден соолугун сактап калуу мүмкүнчүлүгү жогорулап, дарыгерге азыраак кайрылат. Тамакта ченемдүү болуу ачка жүрүү дегенди билдирбейт. Бул ашыкча жеп-ичүүдөн алыс болуу, өзүн кармай билүү жана ченемди сактоо дегенди түшүндүрөт.</w:t>
       </w:r>
       <w:r>
         <w:rPr>
           <w:lang/>
         </w:rPr>
-        <w:t xml:space="preserve"> — эгер адам ашыкча тамактанбай, туура тамактанса, ден соолугун сактап калуу мүмкүнчүлүгү жогорулап, дарыгерге азыраак кайрылат. Тамакта ченемдүү болуу ачка жүрүү дегенди билдирбейт. Бул ашыкча жеп-ичүүдөн алыс болуу, өзүн кармай билүү жана ченемди сактоо дегенди түшүндүрөт.</w:t>
       </w:r>
     </w:p>
     <w:p>
@@ -75,13 +74,12 @@
           <w:bCs/>
           <w:lang/>
         </w:rPr>
-        <w:t>«Чынчыл жашаган адамга соттун кереги жок»</w:t>
+        <w:t>«Чынчыл жашаган адамга соттун кереги жок» — эгер адам чынчыл, адилеттүү жана мыйзамга ылайык жашап, башкалардын укугун бузбаса, талаш-тартыштарга жана укуктук көйгөйлөргө азыраак туш болот.</w:t>
       </w:r>
       <w:r>
         <w:rPr>
           <w:lang/>
         </w:rPr>
-        <w:t xml:space="preserve"> — эгер адам чынчыл, адилеттүү жана мыйзамга ылайык жашап, башкалардын укугун бузбаса, талаш-тартыштарга жана укуктук көйгөйлөргө азыраак туш болот.</w:t>
       </w:r>
     </w:p>
     <w:p>
@@ -112,7 +110,7 @@
           <w:color w:val="9A7417"/>
           <w:lang/>
         </w:rPr>
-        <w:t xml:space="preserve">Сабак: </w:t>
+        <w:t>Сабак: Тамакта ченемдүү, иш-аракетиңде чынчыл бол — ошондо сага дарыгер да, сот да керек болбойт.</w:t>
       </w:r>
       <w:r>
         <w:rPr>
@@ -120,7 +118,6 @@
           <w:iCs/>
           <w:lang/>
         </w:rPr>
-        <w:t>Тамакта ченемдүү, иш-аракетиңде чынчыл бол — ошондо сага дарыгер да, сот да керек болбойт</w:t>
       </w:r>
       <w:r>
         <w:rPr>
@@ -130,7 +127,6 @@
           <w:color w:val="3F3826"/>
           <w:lang w:val="ru-RU"/>
         </w:rPr>
-        <w:t>.</w:t>
       </w:r>
     </w:p>
     <w:p>
@@ -151,7 +147,7 @@
           <w:sz w:val="17"/>
           <w:lang w:val="ru-RU"/>
         </w:rPr>
-        <w:t>Окуя</w:t>
+        <w:t>Окуя ачык интернет булактарынан алынды.</w:t>
       </w:r>
       <w:proofErr w:type="spellEnd"/>
       <w:r>
@@ -162,7 +158,6 @@
           <w:sz w:val="17"/>
           <w:lang w:val="ru-RU"/>
         </w:rPr>
-        <w:t xml:space="preserve"> </w:t>
       </w:r>
       <w:proofErr w:type="spellStart"/>
       <w:r>
@@ -173,7 +168,6 @@
           <w:sz w:val="17"/>
           <w:lang w:val="ru-RU"/>
         </w:rPr>
-        <w:t>ачык</w:t>
       </w:r>
       <w:proofErr w:type="spellEnd"/>
       <w:r>
@@ -184,7 +178,6 @@
           <w:sz w:val="17"/>
           <w:lang w:val="ru-RU"/>
         </w:rPr>
-        <w:t xml:space="preserve"> интернет </w:t>
       </w:r>
       <w:proofErr w:type="spellStart"/>
       <w:r>
@@ -195,7 +188,6 @@
           <w:sz w:val="17"/>
           <w:lang w:val="ru-RU"/>
         </w:rPr>
-        <w:t>булактарынан</w:t>
       </w:r>
       <w:proofErr w:type="spellEnd"/>
       <w:r>
@@ -206,7 +198,6 @@
           <w:sz w:val="17"/>
           <w:lang w:val="ru-RU"/>
         </w:rPr>
-        <w:t xml:space="preserve"> </w:t>
       </w:r>
       <w:proofErr w:type="spellStart"/>
       <w:r>
@@ -217,7 +208,6 @@
           <w:sz w:val="17"/>
           <w:lang w:val="ru-RU"/>
         </w:rPr>
-        <w:t>алынды</w:t>
       </w:r>
       <w:proofErr w:type="spellEnd"/>
       <w:r>
@@ -228,7 +218,6 @@
           <w:sz w:val="17"/>
           <w:lang w:val="ru-RU"/>
         </w:rPr>
-        <w:t>.</w:t>
       </w:r>
     </w:p>
     <w:sectPr>
